--- a/01-politicas/POL-SGSI-14 - Política de contratación y desvinculación.docx
+++ b/01-politicas/POL-SGSI-14 - Política de contratación y desvinculación.docx
@@ -1007,7 +1007,7 @@
               <w:rPr>
                 <w:sz w:val="20"/>
               </w:rPr>
-              <w:t>Lectura y firma de aceptación de las Políticas de Seguridad del SGSI (POL-SGSI-01 a 14)</w:t>
+              <w:t>Lectura y firma de aceptación de las Políticas de Seguridad del SGSI (POL-SGSI-01 a 15)</w:t>
             </w:r>
           </w:p>
         </w:tc>

--- a/01-politicas/POL-SGSI-14 - Política de contratación y desvinculación.docx
+++ b/01-politicas/POL-SGSI-14 - Política de contratación y desvinculación.docx
@@ -1730,6 +1730,23 @@
       </w:r>
     </w:p>
     <w:p>
+      <w:r>
+        <w:rPr>
+          <w:b/>
+        </w:rPr>
+        <w:t xml:space="preserve">Procedimiento(s) vinculado(s): </w:t>
+      </w:r>
+      <w:hyperlink r:id="rIdLnk1" w:history="1">
+        <w:r>
+          <w:rPr>
+            <w:color w:val="0563C1"/>
+            <w:u w:val="single"/>
+          </w:rPr>
+          <w:t xml:space="preserve">PROC-SGSI-13 — Procedimiento de contratación y desvinculación</w:t>
+        </w:r>
+      </w:hyperlink>
+    </w:p>
+    <w:p>
       <w:pPr>
         <w:spacing w:after="40"/>
       </w:pPr>
